--- a/tillsyn/A 35260-2025 tillsynsbegäran.docx
+++ b/tillsyn/A 35260-2025 tillsynsbegäran.docx
@@ -238,7 +238,7 @@
     <w:r>
       <w:tab/>
       <w:tab/>
-      <w:t>2026-09-14</w:t>
+      <w:t>2026-09-15</w:t>
       <w:br/>
       <w:br/>
     </w:r>

--- a/tillsyn/A 35260-2025 tillsynsbegäran.docx
+++ b/tillsyn/A 35260-2025 tillsynsbegäran.docx
@@ -238,7 +238,7 @@
     <w:r>
       <w:tab/>
       <w:tab/>
-      <w:t>2026-09-15</w:t>
+      <w:t>2026-09-16</w:t>
       <w:br/>
       <w:br/>
     </w:r>

--- a/tillsyn/A 35260-2025 tillsynsbegäran.docx
+++ b/tillsyn/A 35260-2025 tillsynsbegäran.docx
@@ -238,7 +238,7 @@
     <w:r>
       <w:tab/>
       <w:tab/>
-      <w:t>2026-09-16</w:t>
+      <w:t>2026-09-17</w:t>
       <w:br/>
       <w:br/>
     </w:r>

--- a/tillsyn/A 35260-2025 tillsynsbegäran.docx
+++ b/tillsyn/A 35260-2025 tillsynsbegäran.docx
@@ -238,7 +238,7 @@
     <w:r>
       <w:tab/>
       <w:tab/>
-      <w:t>2026-09-17</w:t>
+      <w:t>2026-09-18</w:t>
       <w:br/>
       <w:br/>
     </w:r>

--- a/tillsyn/A 35260-2025 tillsynsbegäran.docx
+++ b/tillsyn/A 35260-2025 tillsynsbegäran.docx
@@ -238,7 +238,7 @@
     <w:r>
       <w:tab/>
       <w:tab/>
-      <w:t>2026-09-18</w:t>
+      <w:t>2026-09-19</w:t>
       <w:br/>
       <w:br/>
     </w:r>

--- a/tillsyn/A 35260-2025 tillsynsbegäran.docx
+++ b/tillsyn/A 35260-2025 tillsynsbegäran.docx
@@ -238,7 +238,7 @@
     <w:r>
       <w:tab/>
       <w:tab/>
-      <w:t>2026-09-19</w:t>
+      <w:t>2026-09-21</w:t>
       <w:br/>
       <w:br/>
     </w:r>

--- a/tillsyn/A 35260-2025 tillsynsbegäran.docx
+++ b/tillsyn/A 35260-2025 tillsynsbegäran.docx
@@ -238,7 +238,7 @@
     <w:r>
       <w:tab/>
       <w:tab/>
-      <w:t>2026-09-21</w:t>
+      <w:t>2026-09-23</w:t>
       <w:br/>
       <w:br/>
     </w:r>

--- a/tillsyn/A 35260-2025 tillsynsbegäran.docx
+++ b/tillsyn/A 35260-2025 tillsynsbegäran.docx
@@ -238,7 +238,7 @@
     <w:r>
       <w:tab/>
       <w:tab/>
-      <w:t>2026-09-23</w:t>
+      <w:t>2026-09-24</w:t>
       <w:br/>
       <w:br/>
     </w:r>

--- a/tillsyn/A 35260-2025 tillsynsbegäran.docx
+++ b/tillsyn/A 35260-2025 tillsynsbegäran.docx
@@ -238,7 +238,7 @@
     <w:r>
       <w:tab/>
       <w:tab/>
-      <w:t>2026-09-24</w:t>
+      <w:t>2026-09-25</w:t>
       <w:br/>
       <w:br/>
     </w:r>

--- a/tillsyn/A 35260-2025 tillsynsbegäran.docx
+++ b/tillsyn/A 35260-2025 tillsynsbegäran.docx
@@ -238,7 +238,7 @@
     <w:r>
       <w:tab/>
       <w:tab/>
-      <w:t>2026-09-25</w:t>
+      <w:t>2026-09-26</w:t>
       <w:br/>
       <w:br/>
     </w:r>

--- a/tillsyn/A 35260-2025 tillsynsbegäran.docx
+++ b/tillsyn/A 35260-2025 tillsynsbegäran.docx
@@ -7,7 +7,7 @@
         <w:pStyle w:val="Title"/>
       </w:pPr>
       <w:r>
-        <w:t>Tillsynsbegäran – information om höga naturvärden i avverkningsanmälan A 35260-2025 i Uppsala kommun</w:t>
+        <w:t>Tillsynsbegäran – information om höga naturvärden och fridlysta arter i avverkningsanmälan A 35260-2025 i Uppsala kommun</w:t>
       </w:r>
     </w:p>
     <w:p>
@@ -22,7 +22,7 @@
       <w:r>
         <w:drawing>
           <wp:inline xmlns:a="http://schemas.openxmlformats.org/drawingml/2006/main" xmlns:pic="http://schemas.openxmlformats.org/drawingml/2006/picture">
-            <wp:extent cx="5486400" cy="5550502"/>
+            <wp:extent cx="5486400" cy="5678707"/>
             <wp:docPr id="1" name="Picture 1"/>
             <wp:cNvGraphicFramePr>
               <a:graphicFrameLocks noChangeAspect="1"/>
@@ -43,7 +43,7 @@
                   <pic:spPr>
                     <a:xfrm>
                       <a:off x="0" y="0"/>
-                      <a:ext cx="5486400" cy="5550502"/>
+                      <a:ext cx="5486400" cy="5678707"/>
                     </a:xfrm>
                     <a:prstGeom prst="rect"/>
                   </pic:spPr>
@@ -60,12 +60,12 @@
         <w:spacing w:after="240"/>
       </w:pPr>
       <w:r>
-        <w:t>Figur 1. Fyndplatser för naturvårdsarter i och inom 2 meter från avverkningsanmälan. Markörer utan svart kant är placerade på fyndplatsen. Markörer med svart kant är placerade vid sidan av fyndplatsen och har ett svart streck som visar fyndplatsens exakta position. Kartans mittpunktskoordinat är N 6648141, E 671969 i SWEREF 99 TM.</w:t>
+        <w:t>Figur 1. Fyndplatser för naturvårdsarter i och inom 11 meter från avverkningsanmälan. Markörer utan svart kant är placerade på fyndplatsen. Markörer med svart kant är placerade vid sidan av fyndplatsen och har ett svart streck som visar fyndplatsens exakta position. Kartans mittpunktskoordinat är N 6648141, E 671969 i SWEREF 99 TM.</w:t>
       </w:r>
     </w:p>
     <w:p>
       <w:r>
-        <w:t>I och inom 2 meter från avverkningsanmälan finns fynd av 2 naturvårdsarter, varav 1 är rödlistad och 1 är signalart (S): gultoppig fingersvamp (NT) och svavelriska (S). Se Figur 1.</w:t>
+        <w:t>I och inom 11 meter från avverkningsanmälan finns fynd av 7 naturvårdsarter, varav 3 är rödlistade, 1 är fridlyst, 3 är typiska (T) och 2 är signalarter (S): ask (EN), fjällig taggsvamp s.str. (NT), gultoppig fingersvamp (NT), svavelriska (S), tibast (S, T), blåsippa (T, §9) och kransmossa (T). Se Figur 1.</w:t>
       </w:r>
     </w:p>
     <w:p>
@@ -104,10 +104,110 @@
         <w:rPr>
           <w:b/>
         </w:rPr>
+        <w:t>Ask (EN)</w:t>
+      </w:r>
+      <w:r>
+        <w:t xml:space="preserve"> växer naturligt på frisk till fuktig, näringsrik, mullrik mark, gärna med rörligt, ytnära grundvatten. Asken är mycket viktig för den biologiska mångfalden och den är värd för minst 213 arter i olika organismgrupper, av vilka åtminstone 42 är askspecialister, ytterligare 8 arter förekommer endast på ask och alm. Bland dessa kan nämnas asknätfjäril (EN, §4a), askvårtlav (EN) och askpraktbagge (NT). Det finns en ökad risk att dessa arter försvinner när populationen av ask minskar. Asken är kraftigt drabbad av askskottsjukan, men angripna askar bör inte avverkas eftersom det är så många andra arter knutna till ask, såväl till döda som till levande träd. Eftersom sjukdomen är vindspridd så finns den redan nästan överallt där det finns askar, och till skillnad från almsjukan så förhindrar eller försvårar man inte spridningen genom att ta bort träd. Asken är globalt rödlistad som nära hotad (NT) vilket medför ett internationellt ansvar för arten (SLU Artdatabanken, 2026; IUCN, 2017).</w:t>
+      </w:r>
+    </w:p>
+    <w:p>
+      <w:r>
+        <w:rPr>
+          <w:b/>
+        </w:rPr>
+        <w:t>Fjällig taggsvamp s.str. (NT)</w:t>
+      </w:r>
+      <w:r>
+        <w:t xml:space="preserve"> bildar mykorrhiza med gran i granskog och barrblandskog, främst på frisk näringsrik mark i äldre skog med lång trädkontinuitet. Den totala populationen i landet har minskat och bedöms fortsätta minska till följd av avverkning av äldre barrskogar. Minskningstakten för den svenska populationen bedöms vara nära gränsvärdet för sårbar (VU) (SLU Artdatabanken, 2026).</w:t>
+      </w:r>
+    </w:p>
+    <w:p>
+      <w:r>
+        <w:rPr>
+          <w:b/>
+        </w:rPr>
         <w:t>Gultoppig fingersvamp (NT)</w:t>
       </w:r>
       <w:r>
         <w:t xml:space="preserve"> bildar mykorrhiza med gran i örtrik äldre barrskog. Den är något kalkgynnad och föredrar bördiga granskogar av lågörtstyp. Svampen hotas främst av skogsavverkning och tycks försvinna efter slutavverkning, markberedning och plantering. Skogsområden med arten bör undantas från storskaligt skogsbruk. Slutavverkning, kraftig gallring och skogsgödsling måste undvikas, liksom körning med tunga maskiner (SLU Artdatabanken, 2024).</w:t>
+      </w:r>
+    </w:p>
+    <w:p>
+      <w:r>
+        <w:rPr>
+          <w:b/>
+        </w:rPr>
+        <w:t>Tibast</w:t>
+      </w:r>
+      <w:r>
+        <w:t xml:space="preserve"> är en kalkgynnad buske som växer på mullrik, frisk eller svagt fuktig mark, exempelvis i gamla kalkgranskogar, lövträdslundar, varma källpåverkade sluttningar och exklusiva biotoper kopplade till vattendrag. Förekomster i gammal skog visar på höga naturvärden och bör alltid noteras i samband med naturvärdesinventeringar. Tibast är typisk art för </w:t>
+      </w:r>
+      <w:r>
+        <w:rPr>
+          <w:i/>
+        </w:rPr>
+        <w:t>9050 Näringsrik granskog</w:t>
+      </w:r>
+      <w:r>
+        <w:t xml:space="preserve"> och värdväxt för de två fjärilsarterna större tibastmal och brun tibastmal (CR) (SLU Artdatabanken, 2024; Nitare &amp; Skogsstyrelsen, 2019).</w:t>
+      </w:r>
+    </w:p>
+    <w:p>
+      <w:r>
+        <w:rPr>
+          <w:b/>
+        </w:rPr>
+        <w:t>Blåsippa (§9)</w:t>
+      </w:r>
+      <w:r>
+        <w:t xml:space="preserve"> är typisk art för </w:t>
+      </w:r>
+      <w:r>
+        <w:rPr>
+          <w:i/>
+        </w:rPr>
+        <w:t>9050 Näringsrik granskog, 9020 Nordlig ädellövskog</w:t>
+      </w:r>
+      <w:r>
+        <w:t xml:space="preserve"> och </w:t>
+      </w:r>
+      <w:r>
+        <w:rPr>
+          <w:i/>
+        </w:rPr>
+        <w:t>8240 Karsthällmarker</w:t>
+      </w:r>
+      <w:r>
+        <w:t xml:space="preserve"> (SLU Artdatabanken, 2025).</w:t>
+      </w:r>
+    </w:p>
+    <w:p>
+      <w:r>
+        <w:rPr>
+          <w:b/>
+        </w:rPr>
+        <w:t>Kransmossa</w:t>
+      </w:r>
+      <w:r>
+        <w:t xml:space="preserve"> är typisk art för </w:t>
+      </w:r>
+      <w:r>
+        <w:rPr>
+          <w:i/>
+        </w:rPr>
+        <w:t xml:space="preserve">9050 Näringsrik granskog </w:t>
+      </w:r>
+      <w:r>
+        <w:t xml:space="preserve">och </w:t>
+      </w:r>
+      <w:r>
+        <w:rPr>
+          <w:i/>
+        </w:rPr>
+        <w:t xml:space="preserve">6170 Alpina kalkgräsmarker </w:t>
+      </w:r>
+      <w:r>
+        <w:t>(SLU Artdatabanken, 2025).</w:t>
       </w:r>
     </w:p>
     <w:sectPr>
@@ -238,7 +338,7 @@
     <w:r>
       <w:tab/>
       <w:tab/>
-      <w:t>2026-09-26</w:t>
+      <w:t>2026-09-27</w:t>
       <w:br/>
       <w:br/>
     </w:r>

--- a/tillsyn/A 35260-2025 tillsynsbegäran.docx
+++ b/tillsyn/A 35260-2025 tillsynsbegäran.docx
@@ -338,7 +338,7 @@
     <w:r>
       <w:tab/>
       <w:tab/>
-      <w:t>2026-09-27</w:t>
+      <w:t>2026-09-28</w:t>
       <w:br/>
       <w:br/>
     </w:r>

--- a/tillsyn/A 35260-2025 tillsynsbegäran.docx
+++ b/tillsyn/A 35260-2025 tillsynsbegäran.docx
@@ -338,7 +338,7 @@
     <w:r>
       <w:tab/>
       <w:tab/>
-      <w:t>2026-09-28</w:t>
+      <w:t>2026-09-29</w:t>
       <w:br/>
       <w:br/>
     </w:r>

--- a/tillsyn/A 35260-2025 tillsynsbegäran.docx
+++ b/tillsyn/A 35260-2025 tillsynsbegäran.docx
@@ -338,7 +338,7 @@
     <w:r>
       <w:tab/>
       <w:tab/>
-      <w:t>2026-09-29</w:t>
+      <w:t>2026-09-30</w:t>
       <w:br/>
       <w:br/>
     </w:r>

--- a/tillsyn/A 35260-2025 tillsynsbegäran.docx
+++ b/tillsyn/A 35260-2025 tillsynsbegäran.docx
@@ -22,7 +22,7 @@
       <w:r>
         <w:drawing>
           <wp:inline xmlns:a="http://schemas.openxmlformats.org/drawingml/2006/main" xmlns:pic="http://schemas.openxmlformats.org/drawingml/2006/picture">
-            <wp:extent cx="5486400" cy="5678707"/>
+            <wp:extent cx="5486400" cy="5669280"/>
             <wp:docPr id="1" name="Picture 1"/>
             <wp:cNvGraphicFramePr>
               <a:graphicFrameLocks noChangeAspect="1"/>
@@ -43,7 +43,7 @@
                   <pic:spPr>
                     <a:xfrm>
                       <a:off x="0" y="0"/>
-                      <a:ext cx="5486400" cy="5678707"/>
+                      <a:ext cx="5486400" cy="5669280"/>
                     </a:xfrm>
                     <a:prstGeom prst="rect"/>
                   </pic:spPr>
@@ -65,7 +65,7 @@
     </w:p>
     <w:p>
       <w:r>
-        <w:t>I och inom 11 meter från avverkningsanmälan finns fynd av 7 naturvårdsarter, varav 3 är rödlistade, 1 är fridlyst, 3 är typiska (T) och 2 är signalarter (S): ask (EN), fjällig taggsvamp s.str. (NT), gultoppig fingersvamp (NT), svavelriska (S), tibast (S, T), blåsippa (T, §9) och kransmossa (T). Se Figur 1.</w:t>
+        <w:t>I och inom 11 meter från avverkningsanmälan finns fynd av 10 naturvårdsarter, varav 5 är rödlistade, 1 är fridlyst, 3 är typiska (T) och 3 är signalarter (S): ask (EN), fjällig taggsvamp s.str. (NT), gultoppig fingersvamp (NT), kungsspindling (NT), skarp dropptaggsvamp (NT), olivspindling (S), svavelriska (S), tibast (S, T), blåsippa (T, §9) och kransmossa (T). Se Figur 1.</w:t>
       </w:r>
     </w:p>
     <w:p>
@@ -130,6 +130,39 @@
       </w:r>
       <w:r>
         <w:t xml:space="preserve"> bildar mykorrhiza med gran i örtrik äldre barrskog. Den är något kalkgynnad och föredrar bördiga granskogar av lågörtstyp. Svampen hotas främst av skogsavverkning och tycks försvinna efter slutavverkning, markberedning och plantering. Skogsområden med arten bör undantas från storskaligt skogsbruk. Slutavverkning, kraftig gallring och skogsgödsling måste undvikas, liksom körning med tunga maskiner (SLU Artdatabanken, 2024).</w:t>
+      </w:r>
+    </w:p>
+    <w:p>
+      <w:r>
+        <w:rPr>
+          <w:b/>
+        </w:rPr>
+        <w:t>Kungsspindling (NT)</w:t>
+      </w:r>
+      <w:r>
+        <w:t xml:space="preserve"> växer på näringsrikare, helst kalkhaltig mark, nästan alltid i barrskog, där den bildar mykorrhiza med gran och tall, mera sällan insprängd hassel. Förekommer sällsynt även i rik lövskog. Minskningstakten uppgår till 15 % inom 50 år och bedöms vara nära gränsvärdet för Sårbar (VU). (A2c+3c+4c). Kalavverkningar måste helt undvikas på lokaler med kungsspindling (SLU Artdatabanken, 2024).</w:t>
+      </w:r>
+    </w:p>
+    <w:p>
+      <w:r>
+        <w:rPr>
+          <w:b/>
+        </w:rPr>
+        <w:t xml:space="preserve">Skarp dropptaggsvamp (NT) </w:t>
+      </w:r>
+      <w:r>
+        <w:t>bildar mykorrhiza med både gran och tall, främst i barrskogar med trädkontinuitet. Arten uppträder dels i näringsrik kalkbarrskog och dels i sur lavtallskog. Kalkbarrskogarna är ofta grandominerade, olikåldriga och skiktade på frisk mark med ett örtrikt vegetationsskikt. Lavtallskogarna är i regel magra, torra, ljusöppna och ofta brandpräglade. Den totala populationen i landet har minskat och bedöms fortsätta minska till följd av avverkning av äldre barrskogar. Arten har begränsad förmåga att återetablera sig efter slutavverkning eller andra storskaliga skogsbruksåtgärder. Det saknas indikationer på att arten långsiktigt kan etablera eller reproducera sig i skogsbestånd som brukas med metoder som trakthyggesbruk, markberedning, gödsling eller föryngring med förädlat plantmaterial. Minskningstakten för den svenska populationen bedöms vara nära gränsvärdet för Sårbar (VU) (SLU Artdatabanken, 2026).</w:t>
+      </w:r>
+    </w:p>
+    <w:p>
+      <w:r>
+        <w:rPr>
+          <w:b/>
+        </w:rPr>
+        <w:t>Olivspindling</w:t>
+      </w:r>
+      <w:r>
+        <w:t xml:space="preserve"> växer uteslutande på näringsrik och kalkhaltig skogsmark där den huvudsakligen bildar mykorrhiza med gran och tall. Svampen är en typisk representant för kalkgranskogens särpräglade och rika svampflora. Kalavverkning är ett hot mot arten, eftersom den sannolikt kräver lång kontinuitet av äldre träd. Populationerna i landet bedöms därför minska beroende på slutavverkning av äldre barrskog på kalkhaltig mark (SLU Artdatabanken, 2024; Nitare &amp; Skogsstyrelsen, 2019).</w:t>
       </w:r>
     </w:p>
     <w:p>
@@ -338,7 +371,7 @@
     <w:r>
       <w:tab/>
       <w:tab/>
-      <w:t>2026-09-30</w:t>
+      <w:t>2026-10-01</w:t>
       <w:br/>
       <w:br/>
     </w:r>

--- a/tillsyn/A 35260-2025 tillsynsbegäran.docx
+++ b/tillsyn/A 35260-2025 tillsynsbegäran.docx
@@ -371,7 +371,7 @@
     <w:r>
       <w:tab/>
       <w:tab/>
-      <w:t>2026-10-01</w:t>
+      <w:t>2026-10-02</w:t>
       <w:br/>
       <w:br/>
     </w:r>

--- a/tillsyn/A 35260-2025 tillsynsbegäran.docx
+++ b/tillsyn/A 35260-2025 tillsynsbegäran.docx
@@ -371,7 +371,7 @@
     <w:r>
       <w:tab/>
       <w:tab/>
-      <w:t>2026-10-02</w:t>
+      <w:t>2026-10-03</w:t>
       <w:br/>
       <w:br/>
     </w:r>

--- a/tillsyn/A 35260-2025 tillsynsbegäran.docx
+++ b/tillsyn/A 35260-2025 tillsynsbegäran.docx
@@ -371,7 +371,7 @@
     <w:r>
       <w:tab/>
       <w:tab/>
-      <w:t>2026-10-03</w:t>
+      <w:t>2026-10-04</w:t>
       <w:br/>
       <w:br/>
     </w:r>

--- a/tillsyn/A 35260-2025 tillsynsbegäran.docx
+++ b/tillsyn/A 35260-2025 tillsynsbegäran.docx
@@ -22,7 +22,7 @@
       <w:r>
         <w:drawing>
           <wp:inline xmlns:a="http://schemas.openxmlformats.org/drawingml/2006/main" xmlns:pic="http://schemas.openxmlformats.org/drawingml/2006/picture">
-            <wp:extent cx="5486400" cy="5669280"/>
+            <wp:extent cx="5486400" cy="5678707"/>
             <wp:docPr id="1" name="Picture 1"/>
             <wp:cNvGraphicFramePr>
               <a:graphicFrameLocks noChangeAspect="1"/>
@@ -43,7 +43,7 @@
                   <pic:spPr>
                     <a:xfrm>
                       <a:off x="0" y="0"/>
-                      <a:ext cx="5486400" cy="5669280"/>
+                      <a:ext cx="5486400" cy="5678707"/>
                     </a:xfrm>
                     <a:prstGeom prst="rect"/>
                   </pic:spPr>
@@ -60,12 +60,12 @@
         <w:spacing w:after="240"/>
       </w:pPr>
       <w:r>
-        <w:t>Figur 1. Fyndplatser för naturvårdsarter i och inom 11 meter från avverkningsanmälan. Markörer utan svart kant är placerade på fyndplatsen. Markörer med svart kant är placerade vid sidan av fyndplatsen och har ett svart streck som visar fyndplatsens exakta position. Kartans mittpunktskoordinat är N 6648141, E 671969 i SWEREF 99 TM.</w:t>
+        <w:t>Figur 1. Fyndplatser för naturvårdsarter i och inom 25 meter från avverkningsanmälan. Markörer utan svart kant är placerade på fyndplatsen. Markörer med svart kant är placerade vid sidan av fyndplatsen och har ett svart streck som visar fyndplatsens exakta position. Kartans mittpunktskoordinat är N 6648141, E 671969 i SWEREF 99 TM.</w:t>
       </w:r>
     </w:p>
     <w:p>
       <w:r>
-        <w:t>I och inom 11 meter från avverkningsanmälan finns fynd av 10 naturvårdsarter, varav 5 är rödlistade, 1 är fridlyst, 3 är typiska (T) och 3 är signalarter (S): ask (EN), fjällig taggsvamp s.str. (NT), gultoppig fingersvamp (NT), kungsspindling (NT), skarp dropptaggsvamp (NT), olivspindling (S), svavelriska (S), tibast (S, T), blåsippa (T, §9) och kransmossa (T). Se Figur 1.</w:t>
+        <w:t>I och inom 25 meter från avverkningsanmälan finns fynd av 15 naturvårdsarter, varav 6 är rödlistade, 2 är fridlysta, 4 är typiska (T) och 7 är signalarter (S): ask (EN), läderdoftande fingersvamp (VU), fjällig taggsvamp s.str. (NT), gultoppig fingersvamp (NT), kungsspindling (NT), skarp dropptaggsvamp (NT), anisspindling (S), bronshjon (S, T), nästrot (S, §8), olivspindling (S), svavelriska (S), tibast (S, T), zontaggsvamp (S), blåsippa (T, §9) och kransmossa (T). Se Figur 1.</w:t>
       </w:r>
     </w:p>
     <w:p>
@@ -115,6 +115,17 @@
         <w:rPr>
           <w:b/>
         </w:rPr>
+        <w:t xml:space="preserve">Läderdoftande fingersvamp (VU) </w:t>
+      </w:r>
+      <w:r>
+        <w:t>bildar mykorrhiza med gran i örtrik äldre barrskog, ofta på kalkrik mark. Den har en speciell doft som kan påminna om nytt skoläder (skoaffär), därav det svenska namnet. Den totala populationen i landet bedöms ändå ha minskat starkt och fortsatt kommer att minska då arten är knuten till en bördig äldre kalkgranskogsmiljö som successivt avverkas och där få områden alltjämt är formellt skyddade. All form av hårdhänt skogsavverkning på eller i närheten av växtplatsen missgynnar arten. Artens huvudsakliga koppling till produktiva äldre granskogar med hög bonitet gör den särskilt utsatt för slutavverkning. Samtliga lokaler bör undantas från rationellt skogsbruk och få ett områdesskydd (SLU Artdatabanken, 2024; Nitare &amp; Skogsstyrelsen, 2019).</w:t>
+      </w:r>
+    </w:p>
+    <w:p>
+      <w:r>
+        <w:rPr>
+          <w:b/>
+        </w:rPr>
         <w:t>Fjällig taggsvamp s.str. (NT)</w:t>
       </w:r>
       <w:r>
@@ -152,6 +163,26 @@
       </w:r>
       <w:r>
         <w:t>bildar mykorrhiza med både gran och tall, främst i barrskogar med trädkontinuitet. Arten uppträder dels i näringsrik kalkbarrskog och dels i sur lavtallskog. Kalkbarrskogarna är ofta grandominerade, olikåldriga och skiktade på frisk mark med ett örtrikt vegetationsskikt. Lavtallskogarna är i regel magra, torra, ljusöppna och ofta brandpräglade. Den totala populationen i landet har minskat och bedöms fortsätta minska till följd av avverkning av äldre barrskogar. Arten har begränsad förmåga att återetablera sig efter slutavverkning eller andra storskaliga skogsbruksåtgärder. Det saknas indikationer på att arten långsiktigt kan etablera eller reproducera sig i skogsbestånd som brukas med metoder som trakthyggesbruk, markberedning, gödsling eller föryngring med förädlat plantmaterial. Minskningstakten för den svenska populationen bedöms vara nära gränsvärdet för Sårbar (VU) (SLU Artdatabanken, 2026).</w:t>
+      </w:r>
+    </w:p>
+    <w:p>
+      <w:r>
+        <w:rPr>
+          <w:b/>
+        </w:rPr>
+        <w:t>Bronshjon</w:t>
+      </w:r>
+      <w:r>
+        <w:t xml:space="preserve"> är en skalbagge vars larvutveckling sker under grov bark på stammar av döda eller döende barrträd, främst gran, i mindre omfattning tall. Arten är knuten till äldre, naturskogslik granskog med inslag av torkande träd. Bronshjon är typisk art för </w:t>
+      </w:r>
+      <w:r>
+        <w:rPr>
+          <w:i/>
+        </w:rPr>
+        <w:t>9010 Taiga</w:t>
+      </w:r>
+      <w:r>
+        <w:t xml:space="preserve"> (SLU Artdatabanken, 2025).</w:t>
       </w:r>
     </w:p>
     <w:p>
@@ -371,7 +402,7 @@
     <w:r>
       <w:tab/>
       <w:tab/>
-      <w:t>2026-10-04</w:t>
+      <w:t>2026-10-05</w:t>
       <w:br/>
       <w:br/>
     </w:r>

--- a/tillsyn/A 35260-2025 tillsynsbegäran.docx
+++ b/tillsyn/A 35260-2025 tillsynsbegäran.docx
@@ -22,7 +22,7 @@
       <w:r>
         <w:drawing>
           <wp:inline xmlns:a="http://schemas.openxmlformats.org/drawingml/2006/main" xmlns:pic="http://schemas.openxmlformats.org/drawingml/2006/picture">
-            <wp:extent cx="5486400" cy="5678707"/>
+            <wp:extent cx="5316578" cy="5724000"/>
             <wp:docPr id="1" name="Picture 1"/>
             <wp:cNvGraphicFramePr>
               <a:graphicFrameLocks noChangeAspect="1"/>
@@ -43,7 +43,7 @@
                   <pic:spPr>
                     <a:xfrm>
                       <a:off x="0" y="0"/>
-                      <a:ext cx="5486400" cy="5678707"/>
+                      <a:ext cx="5316578" cy="5724000"/>
                     </a:xfrm>
                     <a:prstGeom prst="rect"/>
                   </pic:spPr>
@@ -65,7 +65,7 @@
     </w:p>
     <w:p>
       <w:r>
-        <w:t>I och inom 25 meter från avverkningsanmälan finns fynd av 15 naturvårdsarter, varav 6 är rödlistade, 2 är fridlysta, 4 är typiska (T) och 7 är signalarter (S): ask (EN), läderdoftande fingersvamp (VU), fjällig taggsvamp s.str. (NT), gultoppig fingersvamp (NT), kungsspindling (NT), skarp dropptaggsvamp (NT), anisspindling (S), bronshjon (S, T), nästrot (S, §8), olivspindling (S), svavelriska (S), tibast (S, T), zontaggsvamp (S), blåsippa (T, §9) och kransmossa (T). Se Figur 1.</w:t>
+        <w:t>I och inom 25 meter från avverkningsanmälan finns fynd av 20 naturvårdsarter, varav 9 är rödlistade, 2 är fridlysta, 5 är typiska (T) och 9 är signalarter (S): ask (EN), läderdoftande fingersvamp (VU), fjällig taggsvamp s.str. (NT), gultoppig fingersvamp (NT), kryddspindling (NT, T), kungsspindling (NT), odörspindling (NT), skarp dropptaggsvamp (NT), tjockfotad fingersvamp (NT), anisspindling (S), björksplintborre (S), bronshjon (S, T), nästrot (S, §8), olivspindling (S), strimspindling (S), svavelriska (S), tibast (S, T), zontaggsvamp (S), blåsippa (T, §9) och kransmossa (T). Se Figur 1.</w:t>
       </w:r>
     </w:p>
     <w:p>
@@ -79,6 +79,11 @@
     <w:p>
       <w:r>
         <w:t>Vi begär härmed att Skogsstyrelsen fattar beslut enligt miljöbalken som säkerställer att skogens höga naturvärden bevaras samt att EU-lagstiftning efterlevs och att artskyddsbrott förhindras.</w:t>
+      </w:r>
+    </w:p>
+    <w:p>
+      <w:r>
+        <w:t>Vi begär vidare att Skogsstyrelsen säkerställer att inga skador eller försämringar av naturtypens bevarandestatus i området tillåts ske. Se Rådets direktiv 92/43/EEG samt ickeförsämringskravet i EU:s naturrestaureringsförordning (EU 2024/1991).</w:t>
       </w:r>
     </w:p>
     <w:p>
@@ -148,6 +153,26 @@
         <w:rPr>
           <w:b/>
         </w:rPr>
+        <w:t>Kryddspindling (NT)</w:t>
+      </w:r>
+      <w:r>
+        <w:t xml:space="preserve"> signalerar örtrika granskogar som normalt har höga naturvärden. Oftast växer den i äldre granskog på kalkrikt underlag och svampen är en mycket användbar signalart för denna miljö. Den utgör en viktig karaktärsart för all äldre kalkbarrskog med lång trädkontinuitet av gran. På lokalerna förekommer nästan alltid många ovanliga och rödlistade arter. Den totala populationen i landet har minskat och bedöms fortsätta minska till följd av avverkning av äldre barrskogar. Kryddspindling är typisk art för </w:t>
+      </w:r>
+      <w:r>
+        <w:rPr>
+          <w:i/>
+        </w:rPr>
+        <w:t xml:space="preserve">9050 Näringsrik granskog </w:t>
+      </w:r>
+      <w:r>
+        <w:t>(Nitare &amp; Skogsstyrelsen, 2000; SLU Artdatabanken, 2026).</w:t>
+      </w:r>
+    </w:p>
+    <w:p>
+      <w:r>
+        <w:rPr>
+          <w:b/>
+        </w:rPr>
         <w:t>Kungsspindling (NT)</w:t>
       </w:r>
       <w:r>
@@ -159,10 +184,43 @@
         <w:rPr>
           <w:b/>
         </w:rPr>
+        <w:t>Odörspindling (NT)</w:t>
+      </w:r>
+      <w:r>
+        <w:t xml:space="preserve"> bildar mykorrhiza med gran och tall i örtrik kalkbarrskog. Den uppträder huvudsakligen i äldre barrskogar så kallade ”bondeskogar” med en lång trädkontinuitet. Minskningstakten uppgår till 15 % inom 50 år och bedöms vara nära gränsvärdet för Sårbar (VU). (A2c+3c+4c). Virkesrika, äldre barrskogar med hög bonitet, på bättre jordar är en bristvara i befintliga, skyddade områden i Sverige och fler örtrika barrskogar med trädkontinuitet måste skyddas i större utsträckning än vad som tidigare gjorts. Områden med odörspindling bör inte gallras eller plockhuggas om inte huggningen efterföljs av skogsbete (SLU Artdatabanken, 2024).</w:t>
+      </w:r>
+    </w:p>
+    <w:p>
+      <w:r>
+        <w:rPr>
+          <w:b/>
+        </w:rPr>
         <w:t xml:space="preserve">Skarp dropptaggsvamp (NT) </w:t>
       </w:r>
       <w:r>
         <w:t>bildar mykorrhiza med både gran och tall, främst i barrskogar med trädkontinuitet. Arten uppträder dels i näringsrik kalkbarrskog och dels i sur lavtallskog. Kalkbarrskogarna är ofta grandominerade, olikåldriga och skiktade på frisk mark med ett örtrikt vegetationsskikt. Lavtallskogarna är i regel magra, torra, ljusöppna och ofta brandpräglade. Den totala populationen i landet har minskat och bedöms fortsätta minska till följd av avverkning av äldre barrskogar. Arten har begränsad förmåga att återetablera sig efter slutavverkning eller andra storskaliga skogsbruksåtgärder. Det saknas indikationer på att arten långsiktigt kan etablera eller reproducera sig i skogsbestånd som brukas med metoder som trakthyggesbruk, markberedning, gödsling eller föryngring med förädlat plantmaterial. Minskningstakten för den svenska populationen bedöms vara nära gränsvärdet för Sårbar (VU) (SLU Artdatabanken, 2026).</w:t>
+      </w:r>
+    </w:p>
+    <w:p>
+      <w:r>
+        <w:rPr>
+          <w:b/>
+        </w:rPr>
+        <w:t xml:space="preserve">Tjockfotad fingersvamp (NT) </w:t>
+      </w:r>
+      <w:r>
+        <w:t>bildar mykorrhiza med gran, eventuellt även med tall, i örtrika kalkbarrskogar, samt med bok och ek i ädellövskog på kalkrik mark. Den totala populationen i landet bedöms ha minskat under de senaste 50 åren och förväntas fortsätta minska, främst på grund av slutavverkning av äldre barrskog. Minskningstakten för den svenska populationen bedöms vara nära gränsvärdet för sårbar (VU). Slutavverkning, gödsling eller exploatering måste undvikas (SLU Artdatabanken, 2026).</w:t>
+      </w:r>
+    </w:p>
+    <w:p>
+      <w:r>
+        <w:rPr>
+          <w:b/>
+        </w:rPr>
+        <w:t xml:space="preserve">Björksplintborre </w:t>
+      </w:r>
+      <w:r>
+        <w:t>är en skalbagge vars larvutveckling sker i bark på nyligen döda björkar, både stående träd och vindfällen. En prydlig rad med runda ventilationshål i barken ovanför modergången är synnerligen karaktäristiskt. Arten är knuten till lövrika blandskogar med en hög andel gamla träd, och starkt gynnad av naturliga störningar som torka, översvämningar, brand och stormfällningar. Talrika gnagspår kan tyda på biotoper med höga naturvärden, exempelvis för ovanliga hackspettar och andra, mer sällsynta vedinsekter. Larverna är omtyckt hackspettsföda (SLU Artdatabanken, 2025).</w:t>
       </w:r>
     </w:p>
     <w:p>
@@ -274,6 +332,326 @@
         <w:t>(SLU Artdatabanken, 2025).</w:t>
       </w:r>
     </w:p>
+    <w:p>
+      <w:pPr>
+        <w:pStyle w:val="Heading1"/>
+      </w:pPr>
+      <w:r>
+        <w:t>Typiska arter och EU:s art- och habitatdirektiv</w:t>
+      </w:r>
+    </w:p>
+    <w:p>
+      <w:r>
+        <w:t>Typiska arter används för att lokalisera områden med gynnsam bevarandestatus för de naturtyper som är listade i EU:s art- och habitatdirektiv. Ett exempel är Västlig taiga (EU-kod 9010) som saknar gynnsam bevarandestatus och minskar starkt som naturtyp i Sverige. Naturvårdsverket skriver i sin vägledning för Västlig taiga att dylika miljöer förutsätter normalt att skogarna skyddas långsiktigt, eftersom skogsbruk inte är förenligt med bevarande av naturtypen i gynnsamt tillstånd (Naturvårdsverket, 2011).</w:t>
+      </w:r>
+    </w:p>
+    <w:p>
+      <w:r>
+        <w:t>Följande typiska arter har sina livsmiljöer och växtplatser i den avverkningsanmälda skogen: kryddspindling (NT, T), bronshjon (S, T), tibast (S, T), blåsippa (T, §9) och kransmossa (T).</w:t>
+      </w:r>
+    </w:p>
+    <w:p>
+      <w:r>
+        <w:t>Enligt Sveriges Artikel 17 rapportering 2013 och 2019 till EU, har naturtypen Västlig taiga (9010) dålig bevarandestatus med negativ trend inom Sveriges boreala region. Skogsbruksåtgärder som avverkning, röjning och gallring pekas ut som några av de främst bidragande orsakerna till naturtypens dåliga status och negativa trend (SLU Artdatabanken, 2019). I EU:s uppföljning av tillståndet för naturtyperna i Skandinavien 2013 – 2018 framgår det att i den boreala regionen är tillståndet så dåligt för Västlig taiga (9010) att habitatet löper allvarlig risk att försvinna regionalt (EEA, 2022). Det allvarliga läget för den biologiska mångfalden i skogen framhålls även i Skogsstyren rapport 2026/07:</w:t>
+      </w:r>
+    </w:p>
+    <w:p>
+      <w:r>
+        <w:rPr>
+          <w:i/>
+        </w:rPr>
+        <w:t>"All avverkning av kända skogliga värdekärnor och sannolika kontinuitetsskogar behöver upphöra för att fylla bristen om 1,56 miljoner hektar bevarad livsmiljötyp. På grund av begränsade kvarvarande arealer av värdekärnor, naturskogar och kontinuitetsskogar leder fortsatt förlust av dessa till en påtaglig risk för långsiktigt negativa effekter för biologisk mångfald i skogslandskapet. Att de återstående arealerna bevaras och ges ett långsiktigt skydd bedöms därför vara av avgörande betydelse."</w:t>
+      </w:r>
+      <w:r>
+        <w:t xml:space="preserve"> (Skogsstyrelsen, 2026).</w:t>
+      </w:r>
+    </w:p>
+    <w:p>
+      <w:r>
+        <w:t>Trots detta har statusen för Västlig taiga ändrats till otillräcklig i stället för dålig i den senaste Artikel 17 rapporteringen 2025. Av Naturvårdsverkets rapport framgår det dock att de ändrade statusbedömningarna jämfört med rapporteringen 2019 inte beror på faktiska miljöförändringar. Ändringarna är av teknisk karaktär och främst en följd av resultaten från genomförda regeringsuppdrag och beslut inför rapporteringen 2025. Det är alltså politisk styrning i stället för faktiska förhållanden i naturen som ändrat på naturtypernas status i rapporteringen, vilket rimmar dåligt med såväl art- och habitatdirektivets syften och mål som med naturrestaureringsförordningen. I praktiken har dock Sveriges nya sätt att rapportera bevarandestatus till EU inte någon betydelse eftersom Naturvårdsverkets rapportering 2025 visar att Västlig taiga</w:t>
+      </w:r>
+      <w:r>
+        <w:rPr>
+          <w:b/>
+        </w:rPr>
+        <w:t xml:space="preserve"> </w:t>
+      </w:r>
+      <w:r>
+        <w:t>inte har gynnsam bevarandestatus.</w:t>
+      </w:r>
+    </w:p>
+    <w:p>
+      <w:r>
+        <w:t>Åtgärder som vidtas i enlighet med art- och habitatdirektivet ska enligt Artikel 2 syfta till att bibehålla eller återställa en gynnsam bevarandestatus hos livsmiljöer samt arter och vilda djur och växter av gemenskapsintresse. Enligt prejudikat från EU-domstolen ska en skogsbruksverksamhet utföras på ett sådant sätt som utgör ett förebyggande och hållbart skogsbruk för att betraktas som förenlig med bevarandekraven i direktivet (se EU-domstolens dom i de förenade målen C 473-19 och C 474-19).</w:t>
+      </w:r>
+    </w:p>
+    <w:p>
+      <w:r>
+        <w:t xml:space="preserve">Av artikel 1.e samma direktiv framgår att en livsmiljös bevarandestatus anses " gynnsam" när — dess naturliga utbredningsområde och de ytor den täcker inom detta område är stabila eller ökande, och — den särskilda struktur och de särskilda funktioner som är nödvändiga för att den skall kunna bibehållas på lång sikt finns, och sannolikt kommer att finnas under en överskådlig framtid, och — bevarandestatusen hos dess </w:t>
+      </w:r>
+      <w:r>
+        <w:rPr>
+          <w:b/>
+        </w:rPr>
+        <w:t>typiska arter</w:t>
+      </w:r>
+      <w:r>
+        <w:t xml:space="preserve"> är gynnsam enligt definitionen i artikel 1.i.</w:t>
+      </w:r>
+    </w:p>
+    <w:p>
+      <w:r>
+        <w:t>EU-direktiv är bindande för EU:s medlemsländer varvid det ankommer på Skogsstyrelsen som nationell tillsynsmyndighet att beakta syftet med EU:s art- och habitatdirektiv vid prövningen av en skogsbruksverksamhet, se Rådets direktiv 92/43/EEG. Se ytterligare information om EU:s livsmiljödirektiv i bilaga 2.</w:t>
+      </w:r>
+    </w:p>
+    <w:p>
+      <w:r>
+        <w:br w:type="page"/>
+      </w:r>
+    </w:p>
+    <w:p>
+      <w:pPr>
+        <w:pStyle w:val="Title"/>
+      </w:pPr>
+      <w:r>
+        <w:t>BILAGA 1 – EU:s art- och habitatdirektiv, fågeldirektiv och naturrestaureringsförordning</w:t>
+      </w:r>
+    </w:p>
+    <w:p>
+      <w:pPr>
+        <w:pStyle w:val="Heading2"/>
+      </w:pPr>
+      <w:r>
+        <w:t>Förenlighet med EU-direktiv</w:t>
+      </w:r>
+    </w:p>
+    <w:p>
+      <w:r>
+        <w:t>EU-direktiv är bindande för EU:s medlemsländer varvid det ankommer på Skogsstyrelsen som nationell tillsynsmyndighet att beakta syftet med EU:s art- och habitatdirektiv respektive fågeldirektiv vid prövningen av en skogsbruksverksamhet, se Rådets direktiv 92/43/EEG samt 2009/147/EG. Nationella regler som omfattas av ett EU-direktiv ska enligt fast rättspraxis tolkas i enlighet med direktivet, vilket medför en skyldighet för myndigheten att tolka bestämmelser i nationell rätt i ljuset av direktivets ordalydelse, sammanhang och de mål som eftersträvas med direktivet (se EU-domstolens dom i mål C 477/19).</w:t>
+      </w:r>
+    </w:p>
+    <w:p>
+      <w:r>
+        <w:t>EU:s medlemsstater åläggs i Artikel 3 i fågeldirektivet generella skyldigheter avseende skydd, bevarande och återställande av tillräckligt stora och varierande livsmiljöer för de fågelarter som omfattas av direktivet. Medlemsstaterna ska vidta de åtgärder som är nödvändiga för att bibehålla populationen av fågelarterna på en nivå som svarar särskilt mot ekologiska, vetenskapliga och kulturella behov, eller återupprätta populationen av dessa arter till en sådan nivå (se Europaparlamentets och rådets direktiv 2009/147/EG).</w:t>
+      </w:r>
+    </w:p>
+    <w:p>
+      <w:r>
+        <w:t>Åtgärder som vidtas i enlighet med art- och habitatdirektivet (92/43/EEG) ska enligt Artikel 2 syfta till att bibehålla eller återställa en gynnsam bevarandestatus hos livsmiljöer samt arter och vilda djur och växter av gemenskapsintresse. Enligt prejudikat från EU-domstolen ska en skogsbruksverksamhet utföras på ett sådant sätt som utgör ett förebyggande och hållbart skogsbruk för att betraktas som förenlig med bevarandekraven i direktivet (se EU-domstolens dom i de förenade målen C 473-19 och C 474-19).</w:t>
+      </w:r>
+    </w:p>
+    <w:p>
+      <w:r>
+        <w:t xml:space="preserve">Av artikel 1.e samma direktiv framgår att en livsmiljös bevarandestatus anses " gynnsam" när — dess naturliga utbredningsområde och de ytor den täcker inom detta område är stabila eller ökande, och — den särskilda struktur och de särskilda funktioner som är nödvändiga för att den skall kunna bibehållas på lång sikt finns, och sannolikt kommer att finnas under en överskådlig framtid, och — bevarandestatusen hos dess </w:t>
+      </w:r>
+      <w:r>
+        <w:rPr>
+          <w:b/>
+        </w:rPr>
+        <w:t>typiska arter</w:t>
+      </w:r>
+      <w:r>
+        <w:t xml:space="preserve"> är gynnsam enligt definitionen i artikel 1.i. Typiska arter används för att lokalisera områden med gynnsam bevarandestatus för de naturtyper som ingår i EU:s art- och habitatdirektiv.</w:t>
+      </w:r>
+    </w:p>
+    <w:p>
+      <w:r>
+        <w:t>Västlig taiga (EU-kod 9010) saknar gynnsam bevarandestatus och minskar starkt som naturtyp i Sverige. Naturvårdsverket skriver i sin vägledning för västlig taiga att dylika miljöer förutsätter normalt att skogarna skyddas långsiktigt, eftersom skogsbruk inte är förenligt med bevarande av naturtypen i gynnsamt tillstånd (Naturvårdsverket, 2011). Enligt Sveriges Artikel 17 rapportering 2013 och 2019 till EU, har naturtypen Västlig taiga (9010) dålig bevarandestatus med negativ trend inom Sveriges boreala region. Skogsbruksåtgärder som avverkning, röjning och gallring pekas ut som några av de främst bidragande orsakerna till naturtypens dåliga status och negativa trend (SLU Artdatabanken, 2019). I EU:s uppföljning av tillståndet för naturtyperna i Skandinavien 2013 – 2018 framgår det att i den boreala regionen är tillståndet så dåligt för Västlig taiga (9010) att habitatet löper allvarlig risk att försvinna regionalt (EEA, 2022). Det allvarliga läget för den biologiska mångfalden i skogen framhålls även i Skogsstyren rapport 2026/07:</w:t>
+      </w:r>
+    </w:p>
+    <w:p>
+      <w:r>
+        <w:rPr>
+          <w:i/>
+        </w:rPr>
+        <w:t>"All avverkning av kända skogliga värdekärnor och sannolika kontinuitetsskogar behöver upphöra för att fylla bristen om 1,56 miljoner hektar bevarad livsmiljötyp. På grund av begränsade kvarvarande arealer av värdekärnor, naturskogar och kontinuitetsskogar leder fortsatt förlust av dessa till en påtaglig risk för långsiktigt negativa effekter för biologisk mångfald i skogslandskapet. Att de återstående arealerna bevaras och ges ett långsiktigt skydd bedöms därför vara av avgörande betydelse."</w:t>
+      </w:r>
+      <w:r>
+        <w:t xml:space="preserve"> (Skogsstyrelsen, 2026).</w:t>
+      </w:r>
+    </w:p>
+    <w:p>
+      <w:pPr>
+        <w:pStyle w:val="Caption"/>
+      </w:pPr>
+      <w:r>
+        <w:drawing>
+          <wp:inline xmlns:a="http://schemas.openxmlformats.org/drawingml/2006/main" xmlns:pic="http://schemas.openxmlformats.org/drawingml/2006/picture">
+            <wp:extent cx="5486400" cy="2905862"/>
+            <wp:docPr id="2" name="Picture 2"/>
+            <wp:cNvGraphicFramePr>
+              <a:graphicFrameLocks noChangeAspect="1"/>
+            </wp:cNvGraphicFramePr>
+            <a:graphic>
+              <a:graphicData uri="http://schemas.openxmlformats.org/drawingml/2006/picture">
+                <pic:pic>
+                  <pic:nvPicPr>
+                    <pic:cNvPr id="0" name="uppföljning av västlig taiga.jpeg"/>
+                    <pic:cNvPicPr/>
+                  </pic:nvPicPr>
+                  <pic:blipFill>
+                    <a:blip r:embed="rId17"/>
+                    <a:stretch>
+                      <a:fillRect/>
+                    </a:stretch>
+                  </pic:blipFill>
+                  <pic:spPr>
+                    <a:xfrm>
+                      <a:off x="0" y="0"/>
+                      <a:ext cx="5486400" cy="2905862"/>
+                    </a:xfrm>
+                    <a:prstGeom prst="rect"/>
+                  </pic:spPr>
+                </pic:pic>
+              </a:graphicData>
+            </a:graphic>
+          </wp:inline>
+        </w:drawing>
+      </w:r>
+    </w:p>
+    <w:p>
+      <w:pPr>
+        <w:pStyle w:val="Caption"/>
+      </w:pPr>
+      <w:r>
+        <w:t>EU:s uppföljning av tillståndet för naturtypen Västlig taiga 9010 i Skandinavien 2013 - 2018. Av kartan framgår det att i den boreala regionen är tillståndet så dåligt (röd färg) att habitatet löper allvarlig risk att försvinna regionalt. Källa: European Environment Agency. https:// eunis.eea.europoa.eu/habitats/10176.</w:t>
+      </w:r>
+    </w:p>
+    <w:p>
+      <w:r>
+        <w:t>Trots det allvarliga läget har statusen för Västlig taiga ändrats till otillräcklig i stället för dålig i den senaste Artikel 17 rapporteringen 2025. Av Naturvårdsverkets rapport framgår det dock att de ändrade statusbedömningarna jämfört med rapporteringen 2019 inte beror på faktiska miljöförändringar. Ändringarna är av teknisk karaktär och främst en följd av resultaten från genomförda regeringsuppdrag och beslut inför rapporteringen 2025. Det är alltså politisk styrning i stället för faktiska förhållanden i naturen som ändrat på naturtypernas status i rapporteringen, vilket rimmar dåligt med såväl art- och habitatdirektivets syften och mål som med naturrestaureringsförordningen. I praktiken har dock Sveriges nya sätt att rapportera bevarandestatus till EU inte någon betydelse eftersom Naturvårdsverkets rapportering 2025 visar att Västlig taiga inte har gynnsam bevarandestatus.</w:t>
+      </w:r>
+    </w:p>
+    <w:p>
+      <w:pPr>
+        <w:pStyle w:val="Heading2"/>
+      </w:pPr>
+      <w:r>
+        <w:t>EU:s naturrestaureringsförordning</w:t>
+      </w:r>
+    </w:p>
+    <w:p>
+      <w:r>
+        <w:t>Enligt EU:s naturrestaureringsförordning (EU 2024/1991) ska minst 20 % av landområden och minst 20 % av havsarealen vara restaurerad senast 2030, samt alla ekosystem som är i behov av restaurering senast 2050. Det framgår också av förordningen att det är viktigt att livsmiljötyperna inte försämras innan eller efter att restaureringar genomförts, se exempelvis punkt 37 förordningen.</w:t>
+      </w:r>
+    </w:p>
+    <w:p>
+      <w:r>
+        <w:t>”</w:t>
+      </w:r>
+      <w:r>
+        <w:rPr>
+          <w:i/>
+        </w:rPr>
+        <w:t>Det är viktigt att medlemsstaterna vidtar åtgärder som syftar till att säkerställa att tillståndet för områden som täcks av livsmiljötyper som omfattas av denna förordning och som omfattas av restaureringsåtgärder uppvisar en kontinuerlig förbättring till dess att de uppnår ett gott tillstånd, och att medlemsstaterna vidtar åtgärder som syftar till att säkerställa att dessa livsmiljötyper, när de har uppnått ett gott tillstånd, inte försämras avsevärt, så att det långsiktiga bibehållandet eller uppnåendet av gott tillstånd inte äventyras. (..) Det är också viktigt att medlemsstaterna anstränger sig för att förhindra avsevärd försämring av områden som täcks av sådana livsmiljötyper som antingen redan är i gott skick eller som inte är i gott skick men ännu inte omfattas av restaureringsåtgärder.”</w:t>
+      </w:r>
+    </w:p>
+    <w:p>
+      <w:r>
+        <w:rPr>
+          <w:b/>
+          <w:i/>
+        </w:rPr>
+        <w:t>Artikel 4(12):</w:t>
+      </w:r>
+    </w:p>
+    <w:p>
+      <w:r>
+        <w:rPr>
+          <w:i/>
+        </w:rPr>
+        <w:t>Utan att det påverkar tillämpningen av direktiv 92/43/EEG ska medlemsstaterna, senast den dag då deras nationella restaureringsplaner offentliggörs i enlighet med artikel 17.6 i denna förordning, eftersträva att genomföra de åtgärder som krävs för att förhindra avsevärd försämring av områden där de livsmiljötyper som förtecknas i bilaga I till denna förordning förekommer och som är i gott tillstånd eller som krävs för att uppnå de restaureringsmål som anges i punkt 17 i den här artikeln.</w:t>
+      </w:r>
+    </w:p>
+    <w:p>
+      <w:r>
+        <w:rPr>
+          <w:b/>
+          <w:i/>
+        </w:rPr>
+        <w:t>Artikel 4 (17).   Medlemsstaterna ska säkerställa</w:t>
+      </w:r>
+    </w:p>
+    <w:p>
+      <w:r>
+        <w:rPr>
+          <w:i/>
+        </w:rPr>
+        <w:t>a) en ökning av arealen i gott tillstånd för de livsmiljötyper som förtecknas i bilaga I till dess att minst 90 % är i gott tillstånd och till dess att den gynnsamma referensarealen för varje livsmiljötyp i varje biogeografisk region inom den berörda medlemsstaten har uppnåtts.</w:t>
+      </w:r>
+    </w:p>
+    <w:p>
+      <w:r>
+        <w:t>Referenser</w:t>
+      </w:r>
+    </w:p>
+    <w:p>
+      <w:r>
+        <w:t xml:space="preserve">EEA European Environment Agency, 2022. </w:t>
+      </w:r>
+      <w:r>
+        <w:rPr>
+          <w:i/>
+        </w:rPr>
+        <w:t xml:space="preserve">Western taiga – Conservation status 2013-2018. </w:t>
+      </w:r>
+      <w:r>
+        <w:t>https:// eunis.eea.europoa.eu/habitats/10176.</w:t>
+      </w:r>
+    </w:p>
+    <w:p>
+      <w:r>
+        <w:t>EU-domstolens dom av den 2 juli 2020 i målet C 477/19 (Europeisk hamster) p. 23.</w:t>
+      </w:r>
+    </w:p>
+    <w:p>
+      <w:r>
+        <w:t>EU-domstolens dom av den 4 mars 2021 i de förenade målen C 473-19 och C 474-19 (Skydda skogen) p. 70 och 76.</w:t>
+      </w:r>
+    </w:p>
+    <w:p>
+      <w:r>
+        <w:t>Europaparlamentets och rådets direktiv 2009/147/EG av den 30 november 2009 om bevarande av vilda fåglar.</w:t>
+      </w:r>
+    </w:p>
+    <w:p>
+      <w:r>
+        <w:t>EUROPAPARLAMENTETS OCH RÅDETS FÖRORDNING (EU) 2024/1991 av den 24 juni 2024 om restaurering av natur och om ändring av förordning (EU) 2022/869.</w:t>
+      </w:r>
+    </w:p>
+    <w:p>
+      <w:r>
+        <w:t>Rådets direktiv 92/43/EEG av den 21 mj 1992 om bevarande av livsmiljöer samt vilda djur och växter.</w:t>
+      </w:r>
+    </w:p>
+    <w:p>
+      <w:r>
+        <w:t xml:space="preserve">Skogsstyrelsen, 2026. </w:t>
+      </w:r>
+      <w:r>
+        <w:rPr>
+          <w:i/>
+        </w:rPr>
+        <w:t>Biologisk mångfald i skogen.</w:t>
+      </w:r>
+      <w:r>
+        <w:t xml:space="preserve"> Rapport 2026/07.</w:t>
+      </w:r>
+    </w:p>
+    <w:p>
+      <w:r>
+        <w:t xml:space="preserve">SLU Artdatabanken, 2019. </w:t>
+      </w:r>
+      <w:r>
+        <w:rPr>
+          <w:i/>
+        </w:rPr>
+        <w:t>Sveriges arter och naturtyper i EU:s art- och habitatdirektiv.</w:t>
+      </w:r>
+      <w:r>
+        <w:t xml:space="preserve"> Resultat från rapportering 2019 till EU av bevarandestatus 2013-2018.</w:t>
+      </w:r>
+    </w:p>
     <w:sectPr>
       <w:headerReference w:type="even" r:id="rId8"/>
       <w:headerReference w:type="default" r:id="rId9"/>
@@ -402,7 +780,7 @@
     <w:r>
       <w:tab/>
       <w:tab/>
-      <w:t>2026-10-05</w:t>
+      <w:t>2026-10-06</w:t>
       <w:br/>
       <w:br/>
     </w:r>

--- a/tillsyn/A 35260-2025 tillsynsbegäran.docx
+++ b/tillsyn/A 35260-2025 tillsynsbegäran.docx
@@ -780,7 +780,7 @@
     <w:r>
       <w:tab/>
       <w:tab/>
-      <w:t>2026-10-06</w:t>
+      <w:t>2026-10-07</w:t>
       <w:br/>
       <w:br/>
     </w:r>

--- a/tillsyn/A 35260-2025 tillsynsbegäran.docx
+++ b/tillsyn/A 35260-2025 tillsynsbegäran.docx
@@ -60,12 +60,12 @@
         <w:spacing w:after="240"/>
       </w:pPr>
       <w:r>
-        <w:t>Figur 1. Fyndplatser för naturvårdsarter i och inom 25 meter från avverkningsanmälan. Markörer utan svart kant är placerade på fyndplatsen. Markörer med svart kant är placerade vid sidan av fyndplatsen och har ett svart streck som visar fyndplatsens exakta position. Kartans mittpunktskoordinat är N 6648141, E 671969 i SWEREF 99 TM.</w:t>
+        <w:t>Figur 1. Fyndplatser för naturvårdsarter i och inom 22 meter från avverkningsanmälan. Markörer utan svart kant är placerade på fyndplatsen. Markörer med svart kant är placerade vid sidan av fyndplatsen och har ett svart streck som visar fyndplatsens exakta position. Kartans mittpunktskoordinat är N 6648141, E 671969 i SWEREF 99 TM.</w:t>
       </w:r>
     </w:p>
     <w:p>
       <w:r>
-        <w:t>I och inom 25 meter från avverkningsanmälan finns fynd av 20 naturvårdsarter, varav 9 är rödlistade, 2 är fridlysta, 5 är typiska (T) och 9 är signalarter (S): ask (EN), läderdoftande fingersvamp (VU), fjällig taggsvamp s.str. (NT), gultoppig fingersvamp (NT), kryddspindling (NT, T), kungsspindling (NT), odörspindling (NT), skarp dropptaggsvamp (NT), tjockfotad fingersvamp (NT), anisspindling (S), björksplintborre (S), bronshjon (S, T), nästrot (S, §8), olivspindling (S), strimspindling (S), svavelriska (S), tibast (S, T), zontaggsvamp (S), blåsippa (T, §9) och kransmossa (T). Se Figur 1.</w:t>
+        <w:t>I och inom 22 meter från avverkningsanmälan finns fynd av 20 naturvårdsarter, varav 9 är rödlistade, 2 är fridlysta, 5 är typiska (T) och 9 är signalarter (S): ask (EN), läderdoftande fingersvamp (VU), fjällig taggsvamp s.str. (NT), gultoppig fingersvamp (NT), kryddspindling (NT, T), kungsspindling (NT), odörspindling (NT), skarp dropptaggsvamp (NT), tjockfotad fingersvamp (NT), anisspindling (S), björksplintborre (S), bronshjon (S, T), nästrot (S, §8), olivspindling (S), strimspindling (S), svavelriska (S), tibast (S, T), zontaggsvamp (S), blåsippa (T, §9) och kransmossa (T). Se Figur 1.</w:t>
       </w:r>
     </w:p>
     <w:p>
@@ -780,7 +780,7 @@
     <w:r>
       <w:tab/>
       <w:tab/>
-      <w:t>2026-10-07</w:t>
+      <w:t>2026-10-08</w:t>
       <w:br/>
       <w:br/>
     </w:r>

--- a/tillsyn/A 35260-2025 tillsynsbegäran.docx
+++ b/tillsyn/A 35260-2025 tillsynsbegäran.docx
@@ -780,7 +780,7 @@
     <w:r>
       <w:tab/>
       <w:tab/>
-      <w:t>2026-10-08</w:t>
+      <w:t>2026-10-09</w:t>
       <w:br/>
       <w:br/>
     </w:r>

--- a/tillsyn/A 35260-2025 tillsynsbegäran.docx
+++ b/tillsyn/A 35260-2025 tillsynsbegäran.docx
@@ -780,7 +780,7 @@
     <w:r>
       <w:tab/>
       <w:tab/>
-      <w:t>2026-10-09</w:t>
+      <w:t>2026-10-10</w:t>
       <w:br/>
       <w:br/>
     </w:r>

--- a/tillsyn/A 35260-2025 tillsynsbegäran.docx
+++ b/tillsyn/A 35260-2025 tillsynsbegäran.docx
@@ -780,7 +780,7 @@
     <w:r>
       <w:tab/>
       <w:tab/>
-      <w:t>2026-10-10</w:t>
+      <w:t>2026-10-11</w:t>
       <w:br/>
       <w:br/>
     </w:r>

--- a/tillsyn/A 35260-2025 tillsynsbegäran.docx
+++ b/tillsyn/A 35260-2025 tillsynsbegäran.docx
@@ -780,7 +780,7 @@
     <w:r>
       <w:tab/>
       <w:tab/>
-      <w:t>2026-10-11</w:t>
+      <w:t>2026-10-12</w:t>
       <w:br/>
       <w:br/>
     </w:r>

--- a/tillsyn/A 35260-2025 tillsynsbegäran.docx
+++ b/tillsyn/A 35260-2025 tillsynsbegäran.docx
@@ -780,7 +780,7 @@
     <w:r>
       <w:tab/>
       <w:tab/>
-      <w:t>2026-10-12</w:t>
+      <w:t>2026-10-13</w:t>
       <w:br/>
       <w:br/>
     </w:r>

--- a/tillsyn/A 35260-2025 tillsynsbegäran.docx
+++ b/tillsyn/A 35260-2025 tillsynsbegäran.docx
@@ -780,7 +780,7 @@
     <w:r>
       <w:tab/>
       <w:tab/>
-      <w:t>2026-10-13</w:t>
+      <w:t>2026-10-14</w:t>
       <w:br/>
       <w:br/>
     </w:r>

--- a/tillsyn/A 35260-2025 tillsynsbegäran.docx
+++ b/tillsyn/A 35260-2025 tillsynsbegäran.docx
@@ -780,7 +780,7 @@
     <w:r>
       <w:tab/>
       <w:tab/>
-      <w:t>2026-10-14</w:t>
+      <w:t>2026-10-15</w:t>
       <w:br/>
       <w:br/>
     </w:r>

--- a/tillsyn/A 35260-2025 tillsynsbegäran.docx
+++ b/tillsyn/A 35260-2025 tillsynsbegäran.docx
@@ -780,7 +780,7 @@
     <w:r>
       <w:tab/>
       <w:tab/>
-      <w:t>2026-10-15</w:t>
+      <w:t>2026-10-16</w:t>
       <w:br/>
       <w:br/>
     </w:r>

--- a/tillsyn/A 35260-2025 tillsynsbegäran.docx
+++ b/tillsyn/A 35260-2025 tillsynsbegäran.docx
@@ -780,7 +780,7 @@
     <w:r>
       <w:tab/>
       <w:tab/>
-      <w:t>2026-10-16</w:t>
+      <w:t>2026-10-17</w:t>
       <w:br/>
       <w:br/>
     </w:r>

--- a/tillsyn/A 35260-2025 tillsynsbegäran.docx
+++ b/tillsyn/A 35260-2025 tillsynsbegäran.docx
@@ -780,7 +780,7 @@
     <w:r>
       <w:tab/>
       <w:tab/>
-      <w:t>2026-10-17</w:t>
+      <w:t>2026-10-18</w:t>
       <w:br/>
       <w:br/>
     </w:r>

--- a/tillsyn/A 35260-2025 tillsynsbegäran.docx
+++ b/tillsyn/A 35260-2025 tillsynsbegäran.docx
@@ -780,7 +780,7 @@
     <w:r>
       <w:tab/>
       <w:tab/>
-      <w:t>2026-10-18</w:t>
+      <w:t>2026-10-19</w:t>
       <w:br/>
       <w:br/>
     </w:r>

--- a/tillsyn/A 35260-2025 tillsynsbegäran.docx
+++ b/tillsyn/A 35260-2025 tillsynsbegäran.docx
@@ -780,7 +780,7 @@
     <w:r>
       <w:tab/>
       <w:tab/>
-      <w:t>2026-10-19</w:t>
+      <w:t>2026-10-20</w:t>
       <w:br/>
       <w:br/>
     </w:r>

--- a/tillsyn/A 35260-2025 tillsynsbegäran.docx
+++ b/tillsyn/A 35260-2025 tillsynsbegäran.docx
@@ -780,7 +780,7 @@
     <w:r>
       <w:tab/>
       <w:tab/>
-      <w:t>2026-10-20</w:t>
+      <w:t>2026-10-21</w:t>
       <w:br/>
       <w:br/>
     </w:r>

--- a/tillsyn/A 35260-2025 tillsynsbegäran.docx
+++ b/tillsyn/A 35260-2025 tillsynsbegäran.docx
@@ -780,7 +780,7 @@
     <w:r>
       <w:tab/>
       <w:tab/>
-      <w:t>2026-10-21</w:t>
+      <w:t>2026-10-22</w:t>
       <w:br/>
       <w:br/>
     </w:r>

--- a/tillsyn/A 35260-2025 tillsynsbegäran.docx
+++ b/tillsyn/A 35260-2025 tillsynsbegäran.docx
@@ -780,7 +780,7 @@
     <w:r>
       <w:tab/>
       <w:tab/>
-      <w:t>2026-10-22</w:t>
+      <w:t>2026-10-23</w:t>
       <w:br/>
       <w:br/>
     </w:r>

--- a/tillsyn/A 35260-2025 tillsynsbegäran.docx
+++ b/tillsyn/A 35260-2025 tillsynsbegäran.docx
@@ -780,7 +780,7 @@
     <w:r>
       <w:tab/>
       <w:tab/>
-      <w:t>2026-10-23</w:t>
+      <w:t>2026-10-24</w:t>
       <w:br/>
       <w:br/>
     </w:r>

--- a/tillsyn/A 35260-2025 tillsynsbegäran.docx
+++ b/tillsyn/A 35260-2025 tillsynsbegäran.docx
@@ -780,7 +780,7 @@
     <w:r>
       <w:tab/>
       <w:tab/>
-      <w:t>2026-10-24</w:t>
+      <w:t>2026-10-25</w:t>
       <w:br/>
       <w:br/>
     </w:r>

--- a/tillsyn/A 35260-2025 tillsynsbegäran.docx
+++ b/tillsyn/A 35260-2025 tillsynsbegäran.docx
@@ -780,7 +780,7 @@
     <w:r>
       <w:tab/>
       <w:tab/>
-      <w:t>2026-10-25</w:t>
+      <w:t>2026-10-26</w:t>
       <w:br/>
       <w:br/>
     </w:r>

--- a/tillsyn/A 35260-2025 tillsynsbegäran.docx
+++ b/tillsyn/A 35260-2025 tillsynsbegäran.docx
@@ -780,7 +780,7 @@
     <w:r>
       <w:tab/>
       <w:tab/>
-      <w:t>2026-10-26</w:t>
+      <w:t>2026-10-27</w:t>
       <w:br/>
       <w:br/>
     </w:r>

--- a/tillsyn/A 35260-2025 tillsynsbegäran.docx
+++ b/tillsyn/A 35260-2025 tillsynsbegäran.docx
@@ -65,7 +65,7 @@
     </w:p>
     <w:p>
       <w:r>
-        <w:t>I och inom 22 meter från avverkningsanmälan finns fynd av 20 naturvårdsarter, varav 9 är rödlistade, 2 är fridlysta, 5 är typiska (T) och 9 är signalarter (S): ask (EN), läderdoftande fingersvamp (VU), fjällig taggsvamp s.str. (NT), gultoppig fingersvamp (NT), kryddspindling (NT, T), kungsspindling (NT), odörspindling (NT), skarp dropptaggsvamp (NT), tjockfotad fingersvamp (NT), anisspindling (S), björksplintborre (S), bronshjon (S, T), nästrot (S, §8), olivspindling (S), strimspindling (S), svavelriska (S), tibast (S, T), zontaggsvamp (S), blåsippa (T, §9) och kransmossa (T). Se Figur 1.</w:t>
+        <w:t>I och inom 22 meter från avverkningsanmälan finns fynd av 21 naturvårdsarter, varav 10 är rödlistade, 2 är fridlysta, 6 är typiska (T) och 9 är signalarter (S): ask (EN), läderdoftande fingersvamp (VU), fjällig taggsvamp s.str. (NT), gultoppig fingersvamp (NT), kryddspindling (NT, T), kungsspindling (NT), odörspindling (NT), skarp dropptaggsvamp (NT), tjockfotad fingersvamp (NT), ullticka (NT, T), anisspindling (S), björksplintborre (S), bronshjon (S, T), nästrot (S, §8), olivspindling (S), strimspindling (S), svavelriska (S), tibast (S, T), zontaggsvamp (S), blåsippa (T, §9) och kransmossa (T). Se Figur 1.</w:t>
       </w:r>
     </w:p>
     <w:p>
@@ -217,6 +217,62 @@
         <w:rPr>
           <w:b/>
         </w:rPr>
+        <w:t>Ullticka (NT)</w:t>
+      </w:r>
+      <w:r>
+        <w:t xml:space="preserve"> är knuten till restbestånd av barrnaturskog och förekommer med ett tydligt optimum i orörda eller måttligt påverkade gamla granskogar där det föreligger viss kontinuitet av grov död ved. Ullticka är en bra signalart inom hela sitt utbredningsområde och i södra Sverige är den sällsynt och en god signalart för skyddsvärda granskogsmiljöer. Den hotas av avverkning och fragmentering av naturskog och äldre granskog med lång trädkontinuitet. På ullticka kan ibland ulltickeporing (VU) påträffas - det är en sällsynt ticka som nyligen delats upp i de tre olika arterna ulltickeporing </w:t>
+      </w:r>
+      <w:r>
+        <w:rPr>
+          <w:i/>
+        </w:rPr>
+        <w:t xml:space="preserve">Skeletocutis brevispora </w:t>
+      </w:r>
+      <w:r>
+        <w:t>(VU)</w:t>
+      </w:r>
+      <w:r>
+        <w:rPr>
+          <w:i/>
+        </w:rPr>
+        <w:t>, Skeletocutis delicata</w:t>
+      </w:r>
+      <w:r>
+        <w:t xml:space="preserve"> (VU)</w:t>
+      </w:r>
+      <w:r>
+        <w:rPr>
+          <w:i/>
+        </w:rPr>
+        <w:t xml:space="preserve"> och Skeletocutis exilis</w:t>
+      </w:r>
+      <w:r>
+        <w:t xml:space="preserve"> (NT). Ullticka är typisk art för </w:t>
+      </w:r>
+      <w:r>
+        <w:rPr>
+          <w:i/>
+        </w:rPr>
+        <w:t xml:space="preserve">9010 Taiga, 9050 Näringsrik granskog </w:t>
+      </w:r>
+      <w:r>
+        <w:t xml:space="preserve">och </w:t>
+      </w:r>
+      <w:r>
+        <w:rPr>
+          <w:i/>
+        </w:rPr>
+        <w:t>9030 Landhöjningsskog</w:t>
+      </w:r>
+      <w:r>
+        <w:t xml:space="preserve"> (SLU Artdatabanken, 2026; Nitare &amp; Skogsstyrelsen, 2019; Miettinen &amp; Niemelä, 2018).</w:t>
+      </w:r>
+    </w:p>
+    <w:p>
+      <w:r>
+        <w:rPr>
+          <w:b/>
+        </w:rPr>
         <w:t xml:space="preserve">Björksplintborre </w:t>
       </w:r>
       <w:r>
@@ -347,7 +403,7 @@
     </w:p>
     <w:p>
       <w:r>
-        <w:t>Följande typiska arter har sina livsmiljöer och växtplatser i den avverkningsanmälda skogen: kryddspindling (NT, T), bronshjon (S, T), tibast (S, T), blåsippa (T, §9) och kransmossa (T).</w:t>
+        <w:t>Följande typiska arter har sina livsmiljöer och växtplatser i den avverkningsanmälda skogen: kryddspindling (NT, T), ullticka (NT, T), bronshjon (S, T), tibast (S, T), blåsippa (T, §9) och kransmossa (T).</w:t>
       </w:r>
     </w:p>
     <w:p>
@@ -780,7 +836,7 @@
     <w:r>
       <w:tab/>
       <w:tab/>
-      <w:t>2026-10-27</w:t>
+      <w:t>2026-10-28</w:t>
       <w:br/>
       <w:br/>
     </w:r>

--- a/tillsyn/A 35260-2025 tillsynsbegäran.docx
+++ b/tillsyn/A 35260-2025 tillsynsbegäran.docx
@@ -836,7 +836,7 @@
     <w:r>
       <w:tab/>
       <w:tab/>
-      <w:t>2026-10-28</w:t>
+      <w:t>2026-10-29</w:t>
       <w:br/>
       <w:br/>
     </w:r>

--- a/tillsyn/A 35260-2025 tillsynsbegäran.docx
+++ b/tillsyn/A 35260-2025 tillsynsbegäran.docx
@@ -836,7 +836,7 @@
     <w:r>
       <w:tab/>
       <w:tab/>
-      <w:t>2026-10-29</w:t>
+      <w:t>2026-10-31</w:t>
       <w:br/>
       <w:br/>
     </w:r>
